--- a/backend/data/corpus/DOC-20220210-046.docx
+++ b/backend/data/corpus/DOC-20220210-046.docx
@@ -63,7 +63,7 @@
           <w:b/>
           <w:sz w:val="21"/>
         </w:rPr>
-        <w:t>Yannick Adeyemi-Cole, MD, Willowmere Neuroscience Center, Jackson, MS (RSM)</w:t>
+        <w:t>Nikolai Underhill, MD, Willowmere Neuroscience Center, Bakersfield, CA (RSM)</w:t>
       </w:r>
     </w:p>
     <w:p>
@@ -71,7 +71,7 @@
         <w:rPr>
           <w:sz w:val="21"/>
         </w:rPr>
-        <w:t>&gt; Caught a compressed window outside the EEG suite between patients.</w:t>
+        <w:t>&gt; A fragmented meeting in the conference room, first one this quarter.</w:t>
       </w:r>
     </w:p>
     <w:p>
@@ -79,7 +79,7 @@
         <w:rPr>
           <w:sz w:val="21"/>
         </w:rPr>
-        <w:t>&gt; The appeals process is handled by one person here, which came up as a general frustration.</w:t>
+        <w:t>&gt; Asked whether I had seen a review that circulated on the service; I had not, and offered nothing in return.</w:t>
       </w:r>
     </w:p>
     <w:p>
@@ -87,7 +87,7 @@
         <w:rPr>
           <w:sz w:val="21"/>
         </w:rPr>
-        <w:t>&gt; Left it at that, with the following quarter to be scheduled.</w:t>
+        <w:t>&gt; The scheduling system is being piloted this quarter, and that took up the first part of the conversation.</w:t>
       </w:r>
     </w:p>
     <w:p>
@@ -95,7 +95,7 @@
         <w:rPr>
           <w:sz w:val="21"/>
         </w:rPr>
-        <w:t>&gt; Monitoring intervals during titration are set by clinic routine here rather than by protocol.</w:t>
+        <w:t>&gt; Closed there — no specific request.</w:t>
       </w:r>
     </w:p>
     <w:p>
@@ -103,7 +103,7 @@
         <w:rPr>
           <w:sz w:val="21"/>
         </w:rPr>
-        <w:t>&gt; Most of the discussion was about the scheduling system, which went live without much warning.</w:t>
+        <w:t>&gt; Titration habits came up in general terms; no specifics were discussed and none were offered.</w:t>
       </w:r>
     </w:p>
     <w:p>
@@ -119,7 +119,7 @@
           <w:b/>
           <w:sz w:val="21"/>
         </w:rPr>
-        <w:t>Gemma Thistlewood, MD, Beacon Hill Neurology Associates, Mobile, AL (RSM)</w:t>
+        <w:t>Ulrike Silverthorne, MD, Silver Creek Medical Group, Madison, WI (AR)</w:t>
       </w:r>
     </w:p>
     <w:p>
@@ -127,7 +127,7 @@
         <w:rPr>
           <w:sz w:val="21"/>
         </w:rPr>
-        <w:t>&gt; Stopped by at the nurses' station for a rushed conversation.</w:t>
+        <w:t>&gt; An unhurried conversation in the shared office, mostly logistics.</w:t>
       </w:r>
     </w:p>
     <w:p>
@@ -135,7 +135,7 @@
         <w:rPr>
           <w:sz w:val="21"/>
         </w:rPr>
-        <w:t>&gt; Asked whether I would be at the meeting later this year.</w:t>
+        <w:t>&gt; Referenced a review that circulated on the service in passing.</w:t>
       </w:r>
     </w:p>
     <w:p>
@@ -144,14 +144,6 @@
           <w:sz w:val="21"/>
         </w:rPr>
         <w:t>&gt; Titration habits came up in general terms; no specifics were discussed and none were offered.</w:t>
-      </w:r>
-    </w:p>
-    <w:p>
-      <w:r>
-        <w:rPr>
-          <w:sz w:val="21"/>
-        </w:rPr>
-        <w:t>&gt; Asked about my travel schedule, since visits keep landing on the busiest clinic days.</w:t>
       </w:r>
     </w:p>
     <w:p>
@@ -175,7 +167,7 @@
           <w:b/>
           <w:sz w:val="21"/>
         </w:rPr>
-        <w:t>Mairead Barrowman, MD, Foxglove Health Neurology, Eugene, OR (RSM)</w:t>
+        <w:t>Renata Steinmetz, MD, Vantage Park Regional Epilepsy Program, Toledo, OH (RSM)</w:t>
       </w:r>
     </w:p>
     <w:p>
@@ -183,7 +175,7 @@
         <w:rPr>
           <w:sz w:val="21"/>
         </w:rPr>
-        <w:t>&gt; Closed there — no product discussion.</w:t>
+        <w:t>&gt; Left it at that, with the next visit to be scheduled.</w:t>
       </w:r>
     </w:p>
     <w:p>
@@ -191,7 +183,7 @@
         <w:rPr>
           <w:sz w:val="21"/>
         </w:rPr>
-        <w:t>&gt; Asked about my travel schedule, since visits keep landing on the busiest clinic days.</w:t>
+        <w:t>&gt; Described the practice as early in its experience here, with nothing to report yet.</w:t>
       </w:r>
     </w:p>
     <w:p>
@@ -199,7 +191,7 @@
         <w:rPr>
           <w:sz w:val="21"/>
         </w:rPr>
-        <w:t>&gt; Most of the discussion was about the referral intake process, which changed again last month.</w:t>
+        <w:t>&gt; Noted that the appeals process has improved somewhat and that this is not specific to any one product.</w:t>
       </w:r>
     </w:p>
     <w:p>
@@ -207,7 +199,7 @@
         <w:rPr>
           <w:sz w:val="21"/>
         </w:rPr>
-        <w:t>&gt; Asked whether I had seen a guideline update discussed at journal club; I had not, and offered nothing in return.</w:t>
+        <w:t>&gt; Referral patterns into this clinic have changed, and the surgical workup list is a bigger share than it was.</w:t>
       </w:r>
     </w:p>
     <w:p>
@@ -215,7 +207,7 @@
         <w:rPr>
           <w:sz w:val="21"/>
         </w:rPr>
-        <w:t>&gt; Formulary placement was the only product-adjacent topic, and only in general terms.</w:t>
+        <w:t>&gt; Compared notes on which sessions were worth the time.</w:t>
       </w:r>
     </w:p>
     <w:p>
@@ -231,7 +223,7 @@
           <w:b/>
           <w:sz w:val="21"/>
         </w:rPr>
-        <w:t>Darius Jarreau, MD, Sandhill Neuroscience Center, Scranton, PA (RSM)</w:t>
+        <w:t>Jorge Maldonado, MD, Redwood Basin Medical Group, Sacramento, CA (RSM)</w:t>
       </w:r>
     </w:p>
     <w:p>
@@ -239,7 +231,7 @@
         <w:rPr>
           <w:sz w:val="21"/>
         </w:rPr>
-        <w:t>&gt; Monitoring intervals during titration are set by clinic routine here rather than by protocol.</w:t>
+        <w:t>&gt; Stopped by outside the EEG suite for an unexpectedly long conversation.</w:t>
       </w:r>
     </w:p>
     <w:p>
@@ -247,7 +239,7 @@
         <w:rPr>
           <w:sz w:val="21"/>
         </w:rPr>
-        <w:t>&gt; Described the practice as early in its experience here, with nothing to report yet.</w:t>
+        <w:t>&gt; Left it at that, with the next visit to be scheduled.</w:t>
       </w:r>
     </w:p>
     <w:p>
@@ -263,15 +255,7 @@
         <w:rPr>
           <w:sz w:val="21"/>
         </w:rPr>
-        <w:t>&gt; Talked through the older half of the panel in general terms, without any specific case.</w:t>
-      </w:r>
-    </w:p>
-    <w:p>
-      <w:r>
-        <w:rPr>
-          <w:sz w:val="21"/>
-        </w:rPr>
-        <w:t>&gt; Onboarding a rotating resident is the current preoccupation here.</w:t>
+        <w:t>&gt; The composition of newly referred patients has shifted over the last year or two.</w:t>
       </w:r>
     </w:p>
     <w:p>
@@ -287,7 +271,7 @@
           <w:b/>
           <w:sz w:val="21"/>
         </w:rPr>
-        <w:t>Silvio Bellweather, MD, Cedar Ridge Regional Epilepsy Program, Worcester, MA (RSM)</w:t>
+        <w:t>Bastian Underhill, MD, Northgate Neurology Partners, Provo, UT (RSM)</w:t>
       </w:r>
     </w:p>
     <w:p>
@@ -295,7 +279,7 @@
         <w:rPr>
           <w:sz w:val="21"/>
         </w:rPr>
-        <w:t>&gt; Stopped by in the back office for an unhurried conversation.</w:t>
+        <w:t>&gt; A compressed visit by the scheduling desk; the schedule was tight.</w:t>
       </w:r>
     </w:p>
     <w:p>
@@ -303,7 +287,7 @@
         <w:rPr>
           <w:sz w:val="21"/>
         </w:rPr>
-        <w:t>&gt; Formulary placement was the only product-adjacent topic, and only in general terms.</w:t>
+        <w:t>&gt; Referral patterns into this clinic have changed, and the refractory group is a bigger share than it was.</w:t>
       </w:r>
     </w:p>
     <w:p>
@@ -311,7 +295,7 @@
         <w:rPr>
           <w:sz w:val="21"/>
         </w:rPr>
-        <w:t>&gt; Asked whether I had seen a session summary from a colleague; I had not, and offered nothing in return.</w:t>
+        <w:t>&gt; Most of the discussion was about the scheduling system, which changed again last month.</w:t>
       </w:r>
     </w:p>
     <w:p>
@@ -327,7 +311,7 @@
           <w:b/>
           <w:sz w:val="21"/>
         </w:rPr>
-        <w:t>Robert Enloe, MD, High Desert Neurology, Boise, ID (AR)</w:t>
+        <w:t>Fabian Ellingham, MD, Sable Creek Medical Group, Fort Wayne, IN (AR)</w:t>
       </w:r>
     </w:p>
     <w:p>
@@ -335,7 +319,7 @@
         <w:rPr>
           <w:sz w:val="21"/>
         </w:rPr>
-        <w:t>&gt; Asked about my travel schedule, since visits keep landing on the busiest clinic days.</w:t>
+        <w:t>&gt; Stopped by by the scheduling desk for a short conversation.</w:t>
       </w:r>
     </w:p>
     <w:p>
@@ -343,7 +327,7 @@
         <w:rPr>
           <w:sz w:val="21"/>
         </w:rPr>
-        <w:t>&gt; Onboarding a front-desk coordinator is the current preoccupation here.</w:t>
+        <w:t>&gt; Noted that coverage paperwork varies by payer and that this is not specific to any one product.</w:t>
       </w:r>
     </w:p>
     <w:p>
@@ -351,7 +335,23 @@
         <w:rPr>
           <w:sz w:val="21"/>
         </w:rPr>
-        <w:t>&gt; Noted that coverage paperwork remains the slowest step and that this is not specific to any one product.</w:t>
+        <w:t>&gt; The composition of the surgical workup list has shifted over the last year or two.</w:t>
+      </w:r>
+    </w:p>
+    <w:p>
+      <w:r>
+        <w:rPr>
+          <w:sz w:val="21"/>
+        </w:rPr>
+        <w:t>&gt; Referenced a review that circulated on the service in passing.</w:t>
+      </w:r>
+    </w:p>
+    <w:p>
+      <w:r>
+        <w:rPr>
+          <w:sz w:val="21"/>
+        </w:rPr>
+        <w:t>&gt; Left it at that, with a call later this month to be scheduled.</w:t>
       </w:r>
     </w:p>
     <w:p>
@@ -367,7 +367,7 @@
           <w:b/>
           <w:sz w:val="21"/>
         </w:rPr>
-        <w:t>Dagmar Lindenmuth, MD, Alder Point Neurology Associates, Charleston, SC (AR)</w:t>
+        <w:t>Alastair Harkness, MD, Quarry Hill Epilepsy Center, Scranton, PA (RSM)</w:t>
       </w:r>
     </w:p>
     <w:p>
@@ -375,7 +375,7 @@
         <w:rPr>
           <w:sz w:val="21"/>
         </w:rPr>
-        <w:t>&gt; Caught a twenty-minute window over a quick coffee between patients.</w:t>
+        <w:t>&gt; A twenty-minute meeting between clinic blocks, first one this quarter.</w:t>
       </w:r>
     </w:p>
     <w:p>
@@ -383,55 +383,7 @@
         <w:rPr>
           <w:sz w:val="21"/>
         </w:rPr>
-        <w:t>&gt; Titration habits came up in general terms; no specifics were discussed and none were offered.</w:t>
-      </w:r>
-    </w:p>
-    <w:p>
-      <w:r>
-        <w:rPr>
-          <w:sz w:val="21"/>
-        </w:rPr>
-        <w:t>&gt; Asked whether I would be at the meeting later this year.</w:t>
-      </w:r>
-    </w:p>
-    <w:p>
-      <w:r>
-        <w:rPr>
-          <w:sz w:val="21"/>
-        </w:rPr>
-      </w:r>
-    </w:p>
-    <w:p>
-      <w:r>
-        <w:rPr>
-          <w:b/>
-          <w:sz w:val="21"/>
-        </w:rPr>
-        <w:t>Wilhelmina Tavernier, MD, Lakeshore Neurological Care Center, Waco, TX (RSM)</w:t>
-      </w:r>
-    </w:p>
-    <w:p>
-      <w:r>
-        <w:rPr>
-          <w:sz w:val="21"/>
-        </w:rPr>
-        <w:t>&gt; A fragmented conversation between clinic blocks, mostly logistics.</w:t>
-      </w:r>
-    </w:p>
-    <w:p>
-      <w:r>
-        <w:rPr>
-          <w:sz w:val="21"/>
-        </w:rPr>
-        <w:t>&gt; Formulary placement was the only product-adjacent topic, and only in general terms.</w:t>
-      </w:r>
-    </w:p>
-    <w:p>
-      <w:r>
-        <w:rPr>
-          <w:sz w:val="21"/>
-        </w:rPr>
-        <w:t>&gt; Referral patterns into this clinic have changed, and the surgical workup list is a bigger share than it was.</w:t>
+        <w:t>&gt; Most of the discussion was about the referral intake process, which is being piloted this quarter.</w:t>
       </w:r>
     </w:p>
     <w:p>
@@ -440,94 +392,6 @@
           <w:sz w:val="21"/>
         </w:rPr>
         <w:t>&gt; Benefit verification is the step that most often delays a start here.</w:t>
-      </w:r>
-    </w:p>
-    <w:p>
-      <w:r>
-        <w:rPr>
-          <w:sz w:val="21"/>
-        </w:rPr>
-        <w:t>&gt; Mentioned a review that circulated on the service but did not raise any specific finding.</w:t>
-      </w:r>
-    </w:p>
-    <w:p>
-      <w:r>
-        <w:rPr>
-          <w:sz w:val="21"/>
-        </w:rPr>
-      </w:r>
-    </w:p>
-    <w:p>
-      <w:r>
-        <w:rPr>
-          <w:b/>
-          <w:sz w:val="21"/>
-        </w:rPr>
-        <w:t>Xiomara Ostrander, MD, Harborlight Epilepsy Center, Springfield, MO (RSM)</w:t>
-      </w:r>
-    </w:p>
-    <w:p>
-      <w:r>
-        <w:rPr>
-          <w:sz w:val="21"/>
-        </w:rPr>
-        <w:t>&gt; This practice is still building familiarity with the product and had no clinical points to raise.</w:t>
-      </w:r>
-    </w:p>
-    <w:p>
-      <w:r>
-        <w:rPr>
-          <w:sz w:val="21"/>
-        </w:rPr>
-        <w:t>&gt; Referenced a guideline update discussed at journal club in passing.</w:t>
-      </w:r>
-    </w:p>
-    <w:p>
-      <w:r>
-        <w:rPr>
-          <w:sz w:val="21"/>
-        </w:rPr>
-        <w:t>&gt; Mostly small talk about the program and the venue.</w:t>
-      </w:r>
-    </w:p>
-    <w:p>
-      <w:r>
-        <w:rPr>
-          <w:sz w:val="21"/>
-        </w:rPr>
-      </w:r>
-    </w:p>
-    <w:p>
-      <w:r>
-        <w:rPr>
-          <w:b/>
-          <w:sz w:val="21"/>
-        </w:rPr>
-        <w:t>Rohan Thistlewood, MD, Foxglove Health Neurology, Manchester, NH (RSM)</w:t>
-      </w:r>
-    </w:p>
-    <w:p>
-      <w:r>
-        <w:rPr>
-          <w:sz w:val="21"/>
-        </w:rPr>
-        <w:t>&gt; The practice lost two medical assistants and has not backfilled, so routine follow-up slots keeps slipping.</w:t>
-      </w:r>
-    </w:p>
-    <w:p>
-      <w:r>
-        <w:rPr>
-          <w:sz w:val="21"/>
-        </w:rPr>
-        <w:t>&gt; The referral queue keeps slipping since the summer, which shapes how much time there is for anything else.</w:t>
-      </w:r>
-    </w:p>
-    <w:p>
-      <w:r>
-        <w:rPr>
-          <w:sz w:val="21"/>
-        </w:rPr>
-        <w:t>&gt; Noted that the appeals process is handled by one person here and that this is not specific to any one product.</w:t>
       </w:r>
     </w:p>
     <w:p>
@@ -551,7 +415,7 @@
           <w:b/>
           <w:sz w:val="21"/>
         </w:rPr>
-        <w:t>Gaspar Nashwood, MD, Copperfield Neurology Institute, Omaha, NE (RSM)</w:t>
+        <w:t>Zubin Grierson, MD, Marbury Neurological Care Center, Tucson, AZ (RSM)</w:t>
       </w:r>
     </w:p>
     <w:p>
@@ -559,7 +423,7 @@
         <w:rPr>
           <w:sz w:val="21"/>
         </w:rPr>
-        <w:t>&gt; A twenty-minute conversation in teh back office, mostly logistics.</w:t>
+        <w:t>&gt; An unhurried visit at the nurses' station; the schedule was tight.</w:t>
       </w:r>
     </w:p>
     <w:p>
@@ -567,7 +431,7 @@
         <w:rPr>
           <w:sz w:val="21"/>
         </w:rPr>
-        <w:t>&gt; Noted that teh appeals process is handled by one person here and that this is not specific to any one product.</w:t>
+        <w:t>&gt; Left it at that, with a call later this month to be scheduled.</w:t>
       </w:r>
     </w:p>
     <w:p>
@@ -575,7 +439,7 @@
         <w:rPr>
           <w:sz w:val="21"/>
         </w:rPr>
-        <w:t>&gt; The travel schedule this year came up, adn little else.</w:t>
+        <w:t>&gt; Spent some time on long-standing patients and how workup decisions get sequenced.</w:t>
       </w:r>
     </w:p>
     <w:p>
@@ -583,7 +447,7 @@
         <w:rPr>
           <w:sz w:val="21"/>
         </w:rPr>
-        <w:t>&gt; Asked about my travel schedule, since visits keep landing on teh busiest clinic days.</w:t>
+        <w:t>&gt; The new-patient backlog is slowly recovering since the summer, which shapes how much time there is for anything else.</w:t>
       </w:r>
     </w:p>
     <w:p>
@@ -599,7 +463,7 @@
           <w:b/>
           <w:sz w:val="21"/>
         </w:rPr>
-        <w:t>Felicity Wycliffe, MD, Harborlight Epilepsy Center, Manchester, NH (RSM)</w:t>
+        <w:t>Silvio Inverness, MD, Alder Point Neurology Associates, Madison, WI (RSM)</w:t>
       </w:r>
     </w:p>
     <w:p>
@@ -607,7 +471,7 @@
         <w:rPr>
           <w:sz w:val="21"/>
         </w:rPr>
-        <w:t>&gt; The scheduling system went live without much warning, and that took up the first part of the conversation.</w:t>
+        <w:t>&gt; Stopped by over a quick coffee for a clipped conversation.</w:t>
       </w:r>
     </w:p>
     <w:p>
@@ -615,7 +479,7 @@
         <w:rPr>
           <w:sz w:val="21"/>
         </w:rPr>
-        <w:t>&gt; Asked whether I had seen a session summary from a colleague; I had not, and offered nothing in return.</w:t>
+        <w:t>&gt; No product discussion. Safety items asked about and confirmed none.</w:t>
       </w:r>
     </w:p>
     <w:p>
@@ -623,15 +487,7 @@
         <w:rPr>
           <w:sz w:val="21"/>
         </w:rPr>
-        <w:t>&gt; Agreed to reconnect at a follow-up appointment; no materials requested.</w:t>
-      </w:r>
-    </w:p>
-    <w:p>
-      <w:r>
-        <w:rPr>
-          <w:sz w:val="21"/>
-        </w:rPr>
-        <w:t>&gt; Most of the discussion was about the prior-authorization workflow, which went live without much warning.</w:t>
+        <w:t>&gt; The practice lost the clinic pharmacist and has not backfilled, so the new-patient backlog looks better than last year.</w:t>
       </w:r>
     </w:p>
     <w:p>
@@ -647,7 +503,7 @@
           <w:b/>
           <w:sz w:val="21"/>
         </w:rPr>
-        <w:t>Eloise Thackeray, MD, Alder Point Neurology Associates, Oakland, CA (RSM)</w:t>
+        <w:t>Kiara Wetherby, MD, Fox Hollow Neurology Partners, Tucson, AZ (AR)</w:t>
       </w:r>
     </w:p>
     <w:p>
@@ -655,7 +511,7 @@
         <w:rPr>
           <w:sz w:val="21"/>
         </w:rPr>
-        <w:t>&gt; Stopped by between clinic blocks for a short conversation.</w:t>
+        <w:t>&gt; The new-patient backlog has stretched out since the summer, which shapes how much time there is for anything else.</w:t>
       </w:r>
     </w:p>
     <w:p>
@@ -663,7 +519,7 @@
         <w:rPr>
           <w:sz w:val="21"/>
         </w:rPr>
-        <w:t>&gt; The referral intake process changed again last month, and that took up the first part of the conversation.</w:t>
+        <w:t>&gt; Spent some time on long-standing patients and how workup decisions get sequenced.</w:t>
       </w:r>
     </w:p>
     <w:p>
@@ -671,7 +527,7 @@
         <w:rPr>
           <w:sz w:val="21"/>
         </w:rPr>
-        <w:t>&gt; The travel schedule this year came up, and little else.</w:t>
+        <w:t>&gt; Mostly small talk about the program and the venue.</w:t>
       </w:r>
     </w:p>
     <w:p>
@@ -679,7 +535,7 @@
         <w:rPr>
           <w:sz w:val="21"/>
         </w:rPr>
-        <w:t>&gt; Described the practice as early in its experience here, with nothing to report yet.</w:t>
+        <w:t>&gt; Noted that benefit checks is handled by one person here and that this is not specific to any one product.</w:t>
       </w:r>
     </w:p>
     <w:p>
@@ -695,7 +551,7 @@
           <w:b/>
           <w:sz w:val="21"/>
         </w:rPr>
-        <w:t>Imani Eastmond, MD, Granite Bay Epilepsy Center, Chattanooga, TN (RSM)</w:t>
+        <w:t>Sonali Eversholt, MD, Alder Point Neurology Associates, Fort Collins, CO (RSM)</w:t>
       </w:r>
     </w:p>
     <w:p>
@@ -703,7 +559,7 @@
         <w:rPr>
           <w:sz w:val="21"/>
         </w:rPr>
-        <w:t>&gt; Clinic throughput keeps slipping since the summer, which shapes how much time there is for anything else.</w:t>
+        <w:t>&gt; Benefit verification is the step that most often delays a start here.</w:t>
       </w:r>
     </w:p>
     <w:p>
@@ -711,7 +567,7 @@
         <w:rPr>
           <w:sz w:val="21"/>
         </w:rPr>
-        <w:t>&gt; The appeals process has improved somewhat, which came up as a general frustration.</w:t>
+        <w:t>&gt; Clinic throughput has stretched out since the summer, which shapes how much time there is for anything else.</w:t>
       </w:r>
     </w:p>
     <w:p>
@@ -719,7 +575,7 @@
         <w:rPr>
           <w:sz w:val="21"/>
         </w:rPr>
-        <w:t>&gt; Left it at that, with a follow-up appointment to be scheduled.</w:t>
+        <w:t>&gt; Described how newly referred patients is triaged now compared with before.</w:t>
       </w:r>
     </w:p>
     <w:p>
@@ -727,7 +583,143 @@
         <w:rPr>
           <w:sz w:val="21"/>
         </w:rPr>
-        <w:t>&gt; Asked whether I would be at the meeting later this year.</w:t>
+      </w:r>
+    </w:p>
+    <w:p>
+      <w:r>
+        <w:rPr>
+          <w:b/>
+          <w:sz w:val="21"/>
+        </w:rPr>
+        <w:t>Kenji Tavernier, MD, Highmoor Health Neurology, Reno, NV (RSM)</w:t>
+      </w:r>
+    </w:p>
+    <w:p>
+      <w:r>
+        <w:rPr>
+          <w:sz w:val="21"/>
+        </w:rPr>
+        <w:t>&gt; Stopped by in the reading room for a rushed conversation.</w:t>
+      </w:r>
+    </w:p>
+    <w:p>
+      <w:r>
+        <w:rPr>
+          <w:sz w:val="21"/>
+        </w:rPr>
+        <w:t>&gt; The scheduling system changed again last month, and that took up the first part of the conversation.</w:t>
+      </w:r>
+    </w:p>
+    <w:p>
+      <w:r>
+        <w:rPr>
+          <w:sz w:val="21"/>
+        </w:rPr>
+        <w:t>&gt; No specific request. Safety items asked about and confirmed none.</w:t>
+      </w:r>
+    </w:p>
+    <w:p>
+      <w:r>
+        <w:rPr>
+          <w:sz w:val="21"/>
+        </w:rPr>
+      </w:r>
+    </w:p>
+    <w:p>
+      <w:r>
+        <w:rPr>
+          <w:b/>
+          <w:sz w:val="21"/>
+        </w:rPr>
+        <w:t>Rohan Ravenscroft, MD, Fox Hollow Neurology Partners, Omaha, NE (RSM)</w:t>
+      </w:r>
+    </w:p>
+    <w:p>
+      <w:r>
+        <w:rPr>
+          <w:sz w:val="21"/>
+        </w:rPr>
+        <w:t>&gt; An unexpectedly long visit in the shared office; the schedule was tight.</w:t>
+      </w:r>
+    </w:p>
+    <w:p>
+      <w:r>
+        <w:rPr>
+          <w:sz w:val="21"/>
+        </w:rPr>
+        <w:t>&gt; Described how long-standing patients is triaged now compared with before.</w:t>
+      </w:r>
+    </w:p>
+    <w:p>
+      <w:r>
+        <w:rPr>
+          <w:sz w:val="21"/>
+        </w:rPr>
+        <w:t>&gt; Monitoring intervals during titration are set by clinic routine here rather than by protocol.</w:t>
+      </w:r>
+    </w:p>
+    <w:p>
+      <w:r>
+        <w:rPr>
+          <w:sz w:val="21"/>
+        </w:rPr>
+        <w:t>&gt; The new-patient backlog is slowly recovering since the summer, which shapes how much time there is for anything else.</w:t>
+      </w:r>
+    </w:p>
+    <w:p>
+      <w:r>
+        <w:rPr>
+          <w:sz w:val="21"/>
+        </w:rPr>
+      </w:r>
+    </w:p>
+    <w:p>
+      <w:r>
+        <w:rPr>
+          <w:b/>
+          <w:sz w:val="21"/>
+        </w:rPr>
+        <w:t>Malika Whitmore, MD, Highmoor Health Neurology, Sioux Falls, SD (RSM)</w:t>
+      </w:r>
+    </w:p>
+    <w:p>
+      <w:r>
+        <w:rPr>
+          <w:sz w:val="21"/>
+        </w:rPr>
+        <w:t>&gt; Stopped by over a quick coffee for an unhurried conversation.</w:t>
+      </w:r>
+    </w:p>
+    <w:p>
+      <w:r>
+        <w:rPr>
+          <w:sz w:val="21"/>
+        </w:rPr>
+        <w:t>&gt; Onboarding a front-desk coordinator is the current preoccupation here.</w:t>
+      </w:r>
+    </w:p>
+    <w:p>
+      <w:r>
+        <w:rPr>
+          <w:sz w:val="21"/>
+        </w:rPr>
+        <w:t>&gt; Referenced a review that circulated on the service in passing.</w:t>
+      </w:r>
+    </w:p>
+    <w:p>
+      <w:r>
+        <w:rPr>
+          <w:sz w:val="21"/>
+        </w:rPr>
+        <w:t>&gt; Compared notes on which sessions were worth the time.</w:t>
+      </w:r>
+    </w:p>
+    <w:p>
+      <w:r>
+        <w:rPr>
+          <w:sz w:val="21"/>
+        </w:rPr>
+        <w:t>&gt; This practice is still building familiarity with the product and had no clinical points to raise.</w:t>
       </w:r>
     </w:p>
     <w:p>
